--- a/docs/neuropulse_fpc_zone_module_spec_revA.docx
+++ b/docs/neuropulse_fpc_zone_module_spec_revA.docx
@@ -8092,9 +8092,10 @@
             </w:pPr>
             <w:r>
               <w:rPr>
-                <w:sz w:val="19"/>
-              </w:rPr>
-              <w:t>≥ 1.0 mm (split across two 0.5 mm traces in parallel on both layers)</w:t>
+                <w:b w:val="0"/>
+                <w:sz w:val="19"/>
+              </w:rPr>
+              <w:t>≥ 2.0 mm per rail (e.g., two 1.0 mm traces in parallel on both Cu layers, or solid copper pour — whichever is wider). Minimum 2.0 mm total copper width.</w:t>
             </w:r>
           </w:p>
         </w:tc>
@@ -8158,9 +8159,10 @@
             </w:pPr>
             <w:r>
               <w:rPr>
-                <w:sz w:val="19"/>
-              </w:rPr>
-              <w:t>Same as supply</w:t>
+                <w:b w:val="0"/>
+                <w:sz w:val="19"/>
+              </w:rPr>
+              <w:t>≥ 2.0 mm per rail (same as supply — matched impedance return path)</w:t>
             </w:r>
           </w:p>
         </w:tc>
@@ -8224,9 +8226,10 @@
             </w:pPr>
             <w:r>
               <w:rPr>
-                <w:sz w:val="19"/>
-              </w:rPr>
-              <w:t>≥ 1.0 mm (same approach)</w:t>
+                <w:b w:val="0"/>
+                <w:sz w:val="19"/>
+              </w:rPr>
+              <w:t>≥ 2.0 mm per rail (same as 660 nm supply)</w:t>
             </w:r>
           </w:p>
         </w:tc>
@@ -8290,9 +8293,10 @@
             </w:pPr>
             <w:r>
               <w:rPr>
-                <w:sz w:val="19"/>
-              </w:rPr>
-              <w:t>Same as supply</w:t>
+                <w:b w:val="0"/>
+                <w:sz w:val="19"/>
+              </w:rPr>
+              <w:t>≥ 2.0 mm per rail (same as 660 nm return)</w:t>
             </w:r>
           </w:p>
         </w:tc>
@@ -8356,9 +8360,10 @@
             </w:pPr>
             <w:r>
               <w:rPr>
-                <w:sz w:val="19"/>
-              </w:rPr>
-              <w:t>≥ 2.0 mm on Hub PCB (not on FPC)</w:t>
+                <w:b w:val="0"/>
+                <w:sz w:val="19"/>
+              </w:rPr>
+              <w:t>≥ 4.0 mm on Hub PCB (or copper pour); handles 3.6 A peak / 1.8 A RMS aggregate for one zone. Scale proportionally for multi-zone hub routing.</w:t>
             </w:r>
           </w:p>
         </w:tc>
@@ -8422,9 +8427,10 @@
             </w:pPr>
             <w:r>
               <w:rPr>
-                <w:sz w:val="19"/>
-              </w:rPr>
-              <w:t>≥ 0.3 mm (easily met; use 0.5 mm minimum for manufacturability)</w:t>
+                <w:b w:val="0"/>
+                <w:sz w:val="19"/>
+              </w:rPr>
+              <w:t>≥ 0.5 mm (1 oz copper; easily met at 180 mA per string — IPC-2223 minimum is ~0.1 mm; 0.5 mm minimum for manufacturability)</w:t>
             </w:r>
           </w:p>
         </w:tc>
@@ -9592,6 +9598,18 @@
     </w:p>
     <w:p>
       <w:pPr>
+        <w:pStyle w:val="ListNumber"/>
+        <w:spacing w:after="40"/>
+      </w:pPr>
+      <w:r>
+        <w:rPr>
+          <w:sz w:val="20"/>
+        </w:rPr>
+        <w:t>MINIMUM POWER TRACE WIDTH: ALL LED SUPPLY AND RETURN TRACES (VLED_660, GND_660, VLED_808, GND_808) SHALL BE ≥ 2.0 mm OR COPPER POUR — WHICHEVER PROVIDES GREATER COPPER CROSS-SECTION. THIS IS A CURRENT-CARRYING SAFETY REQUIREMENT, NOT A SIGNAL-INTEGRITY REQUIREMENT. THE LAYOUT ENGINEER MUST VERIFY EVERY POWER TRACE AGAINST §10.1 BEFORE GERBER RELEASE.</w:t>
+      </w:r>
+    </w:p>
+    <w:p>
+      <w:pPr>
         <w:spacing w:before="280" w:after="80"/>
       </w:pPr>
       <w:r>
@@ -10638,9 +10656,77 @@
             </w:pPr>
             <w:r>
               <w:rPr>
+                <w:b w:val="0"/>
                 <w:sz w:val="19"/>
               </w:rPr>
               <w:t>Initial prospective draft. Pending all OPEN ISSUE resolutions before release for fabrication.</w:t>
+            </w:r>
+          </w:p>
+        </w:tc>
+      </w:tr>
+      <w:tr>
+        <w:tc>
+          <w:tcPr>
+            <w:tcW w:type="dxa" w:w="576"/>
+          </w:tcPr>
+          <w:p>
+            <w:pPr>
+              <w:spacing w:after="0"/>
+            </w:pPr>
+            <w:r>
+              <w:rPr>
+                <w:sz w:val="19"/>
+              </w:rPr>
+              <w:t>B</w:t>
+            </w:r>
+          </w:p>
+        </w:tc>
+        <w:tc>
+          <w:tcPr>
+            <w:tcW w:type="dxa" w:w="1296"/>
+          </w:tcPr>
+          <w:p>
+            <w:pPr>
+              <w:spacing w:after="0"/>
+            </w:pPr>
+            <w:r>
+              <w:rPr>
+                <w:sz w:val="19"/>
+              </w:rPr>
+              <w:t>2026-05-06</w:t>
+            </w:r>
+          </w:p>
+        </w:tc>
+        <w:tc>
+          <w:tcPr>
+            <w:tcW w:type="dxa" w:w="3312"/>
+          </w:tcPr>
+          <w:p>
+            <w:pPr>
+              <w:spacing w:after="0"/>
+            </w:pPr>
+            <w:r>
+              <w:rPr>
+                <w:sz w:val="19"/>
+              </w:rPr>
+              <w:t>Claude / NeuroPulse Engineering</w:t>
+            </w:r>
+          </w:p>
+        </w:tc>
+        <w:tc>
+          <w:tcPr>
+            <w:tcW w:type="dxa" w:w="5184"/>
+          </w:tcPr>
+          <w:p>
+            <w:pPr>
+              <w:spacing w:after="0"/>
+            </w:pPr>
+            <w:r>
+              <w:rPr>
+                <w:b w:val="0"/>
+                <w:sz w:val="19"/>
+              </w:rPr>
+              <w:t>RISK-02 mitigated: main power bus width updated to ≥2.0 mm on zone FPC, ≥4.0 mm on Hub PCB. RSET R-ladder topology added for regulatory resilience. Fab note 12 added.</w:t>
             </w:r>
           </w:p>
         </w:tc>

--- a/docs/neuropulse_fpc_zone_module_spec_revA.docx
+++ b/docs/neuropulse_fpc_zone_module_spec_revA.docx
@@ -3512,11 +3512,12 @@
       </w:pPr>
       <w:r>
         <w:rPr>
+          <w:b w:val="0"/>
           <w:i/>
-          <w:color w:val="CC4400"/>
+          <w:color w:val="007733"/>
           <w:sz w:val="19"/>
         </w:rPr>
-        <w:t>⚠ CRITICAL — The CLAUDE.md specification references "Molex SlimStack" for zone module connectors. Molex SlimStack is a board-to-board (BTB) connector family — it is NOT an FPC connector and has no lever-actuated ZIF mechanism. Standard Molex ZIF FPC connectors (52610, 52745, 52892 series) are rated 20–30 insertion cycles, far below the 1,000-cycle requirement. The correct connector family is Hirose FH34S or JAE FF03. See RISK-01. This must be resolved before any PCB layout work begins.</w:t>
+        <w:t>✓ RESOLVED (RISK-01 mitigated) — Connector family updated to Hirose FH34S-20S-0.5SH (0.5 mm pitch, back-flip lever ZIF, ≥1,000 insertion cycles) or JAE FF03 as backup. Molex SlimStack removed from all specifications. CLAUDE.md updated. Action remaining: pull full FH34S datasheet from hirose.com and confirm "endurance: 1,000 cycles" in test conditions table before BOM lock.</w:t>
       </w:r>
     </w:p>
     <w:p>
@@ -10727,6 +10728,73 @@
                 <w:sz w:val="19"/>
               </w:rPr>
               <w:t>RISK-02 mitigated: main power bus width updated to ≥2.0 mm on zone FPC, ≥4.0 mm on Hub PCB. RSET R-ladder topology added for regulatory resilience. Fab note 12 added.</w:t>
+            </w:r>
+          </w:p>
+        </w:tc>
+      </w:tr>
+      <w:tr>
+        <w:tc>
+          <w:tcPr>
+            <w:tcW w:type="dxa" w:w="576"/>
+          </w:tcPr>
+          <w:p>
+            <w:pPr>
+              <w:spacing w:after="0"/>
+            </w:pPr>
+            <w:r>
+              <w:rPr>
+                <w:sz w:val="19"/>
+              </w:rPr>
+              <w:t>C</w:t>
+            </w:r>
+          </w:p>
+        </w:tc>
+        <w:tc>
+          <w:tcPr>
+            <w:tcW w:type="dxa" w:w="1296"/>
+          </w:tcPr>
+          <w:p>
+            <w:pPr>
+              <w:spacing w:after="0"/>
+            </w:pPr>
+            <w:r>
+              <w:rPr>
+                <w:sz w:val="19"/>
+              </w:rPr>
+              <w:t>2026-05-06</w:t>
+            </w:r>
+          </w:p>
+        </w:tc>
+        <w:tc>
+          <w:tcPr>
+            <w:tcW w:type="dxa" w:w="3312"/>
+          </w:tcPr>
+          <w:p>
+            <w:pPr>
+              <w:spacing w:after="0"/>
+            </w:pPr>
+            <w:r>
+              <w:rPr>
+                <w:sz w:val="19"/>
+              </w:rPr>
+              <w:t>Claude / NeuroPulse Engineering</w:t>
+            </w:r>
+          </w:p>
+        </w:tc>
+        <w:tc>
+          <w:tcPr>
+            <w:tcW w:type="dxa" w:w="5184"/>
+          </w:tcPr>
+          <w:p>
+            <w:pPr>
+              <w:spacing w:after="0"/>
+            </w:pPr>
+            <w:r>
+              <w:rPr>
+                <w:b w:val="0"/>
+                <w:sz w:val="19"/>
+              </w:rPr>
+              <w:t>RISK-01 mitigated: connector family updated from Molex SlimStack (BTB, wrong family) to Hirose FH34S-20S-0.5SH / JAE FF03 (0.5 mm, lever ZIF, ≥1,000 cycles). CLAUDE.md §7.1 updated. Remaining action: confirm cycle rating from full FH34S datasheet before BOM lock.</w:t>
             </w:r>
           </w:p>
         </w:tc>

--- a/docs/neuropulse_fpc_zone_module_spec_revA.docx
+++ b/docs/neuropulse_fpc_zone_module_spec_revA.docx
@@ -1509,7 +1509,11 @@
         <w:ind w:firstLine="288"/>
       </w:pPr>
       <w:r>
-        <w:t>1 oz RA copper is selected as the best balance between current-carrying capacity and flex life. 2 oz copper would reduce trace widths but requires bend radii ≥22 mm and significantly degrades flex life — unacceptable for a user-replaceable module subject to 1,000 insertion cycles. 0.5 oz copper has insufficient current capacity for the LED power rails without impractically wide traces. Reference: IPC-2223D dynamic flex minimum bend radius = 100× total thickness. At 200 µm total, this gives 20 mm minimum. Design target is 25 mm at all bend zones (25% margin).</w:t>
+        <w:rPr>
+          <w:b/>
+          <w:color w:val="C00000"/>
+        </w:rPr>
+        <w:t>[DRAWING REQUIREMENT] 1 oz RA copper is selected as the best balance between current-carrying capacity and flex life. 2 oz copper would reduce trace widths but requires bend radii ≥22 mm and significantly degrades flex life — unacceptable for a user-replaceable module subject to 1,000 insertion cycles. 0.5 oz copper has insufficient current capacity for the LED power rails without impractically wide traces. Reference: IPC-2223D dynamic flex minimum bend radius = 100× total thickness. At 200 µm total, this gives 20 mm minimum. Design target is 25 mm at all bend zones (25% margin).</w:t>
       </w:r>
     </w:p>
     <w:p>
@@ -5802,9 +5806,11 @@
       </w:pPr>
       <w:r>
         <w:rPr>
+          <w:b/>
+          <w:color w:val="C00000"/>
           <w:sz w:val="21"/>
         </w:rPr>
-        <w:t>Tail termination: gold-plated RA copper pads (hard gold, ≥0.5 µm, cobalt-alloyed) — matching Hub PCB connector contact finish</w:t>
+        <w:t>[DRAWING REQUIREMENT] Tail termination: gold-plated RA copper pads (hard gold, ≥0.5 µm, cobalt-alloyed) — matching Hub PCB connector contact finish</w:t>
       </w:r>
     </w:p>
     <w:p>

--- a/docs/neuropulse_fpc_zone_module_spec_revA.docx
+++ b/docs/neuropulse_fpc_zone_module_spec_revA.docx
@@ -9265,6 +9265,61 @@
         </w:tc>
       </w:tr>
     </w:tbl>
+    <w:p>
+      <w:r>
+        <w:rPr>
+          <w:b w:val="0"/>
+          <w:sz w:val="20"/>
+        </w:rPr>
+        <w:t>Design review reference: Shell tooling FPC routing path must be reviewed against requirements in NP-DRV-SHELL-001 Rev A (Zone Module FPC Routing Path — Shell Tooling Design Review) before tooling specification release. NP-DRV-SHELL-001 §5 contains the design review checklist (15 items) that must pass before first-cut approval.</w:t>
+      </w:r>
+    </w:p>
+    <w:p>
+      <w:r>
+        <w:rPr>
+          <w:b w:val="0"/>
+          <w:sz w:val="20"/>
+        </w:rPr>
+        <w:t>FPC length: ≥10% slack relative to routing path arc length in the assembled headset at maximum head circumference (62 cm). Slack prevents tensile force on the ZIF connector tail. Maximum slack: 25% (excess causes spontaneous tight bend in channel).</w:t>
+      </w:r>
+    </w:p>
+    <w:p>
+      <w:r>
+        <w:rPr>
+          <w:b w:val="0"/>
+          <w:sz w:val="20"/>
+        </w:rPr>
+        <w:t>Bend radius enforcer geometry: the shell interior cable channel must include a moulded boss or ridge at the Segment A (zone slot exit) and Segment C (Hub PCB entry) transitions, profiled to 25 mm radius, so that the FPC cannot be bent tighter by any assembly or user action.</w:t>
+      </w:r>
+    </w:p>
+    <w:p>
+      <w:r>
+        <w:rPr>
+          <w:b w:val="0"/>
+          <w:sz w:val="20"/>
+        </w:rPr>
+        <w:t>No bend within 5 mm of the ZIF connector tail end, the FR4 stiffener edge, or any zone module PCB edge. Bend at these transitions causes stiffener-to-FPC delamination, not copper fatigue.</w:t>
+      </w:r>
+    </w:p>
+    <w:p>
+      <w:r>
+        <w:rPr>
+          <w:b w:val="0"/>
+          <w:sz w:val="20"/>
+        </w:rPr>
+        <w:t>Minimum bend radius — static flex (one-time assembly bend, not actuated during module swaps): ≥12.5 mm. Static bend locations must be identified on the routing path drawing and confirmed as static-only.</w:t>
+      </w:r>
+    </w:p>
+    <w:p>
+      <w:r>
+        <w:rPr>
+          <w:b/>
+          <w:color w:val="C00000"/>
+          <w:sz w:val="20"/>
+        </w:rPr>
+        <w:t>[DRAWING REQUIREMENT] Minimum bend radius — dynamic flex: ≥25 mm at all points along the routing path inside the headset shell. This value is enforced by shell interior cable management channel geometry (see NP-DRV-SHELL-001). No user action, tool, or assembly step may impose a bend tighter than 25 mm on any FPC.</w:t>
+      </w:r>
+    </w:p>
     <w:p/>
     <w:p>
       <w:pPr>
@@ -9360,6 +9415,34 @@
           <w:sz w:val="21"/>
         </w:rPr>
         <w:t>LED array positional tolerance relative to scalp electrode positions: ±0.5 mm. Zone slot guide rails in shell tooling must be specified to achieve this tolerance. Alignment must be validated on first-article inspection.</w:t>
+      </w:r>
+    </w:p>
+    <w:p>
+      <w:r>
+        <w:rPr>
+          <w:b w:val="0"/>
+          <w:sz w:val="20"/>
+        </w:rPr>
+        <w:t>Re-insertion repeatability requirement: ±0.1 mm (module must self-locate to the same position on each insertion). This is verified by FAI-A08 (3 repeat insertions per zone, CMM re-measured each time).</w:t>
+      </w:r>
+    </w:p>
+    <w:p>
+      <w:r>
+        <w:rPr>
+          <w:b w:val="0"/>
+          <w:sz w:val="20"/>
+        </w:rPr>
+        <w:t>Datum features: the zone module stiffener shall include reference holes or edges as datum features for CMM fixturing. Datum feature positions must be defined on the FPC fabrication drawing before tooling release.</w:t>
+      </w:r>
+    </w:p>
+    <w:p>
+      <w:r>
+        <w:rPr>
+          <w:b/>
+          <w:color w:val="C00000"/>
+          <w:sz w:val="20"/>
+        </w:rPr>
+        <w:t>[DRAWING REQUIREMENT] First Article Inspection: All 5 zone module positions must be verified by CMM measurement before production release. CMM verification protocol is defined in NP-FAI-ZM-001 Rev A (Zone Module FPC Assembly — FAI Checklist) §4a, items FAI-A01 to FAI-A08. The FAI checklist is the mandatory pre-production gate for zone module alignment.</w:t>
       </w:r>
     </w:p>
     <w:p>

--- a/docs/neuropulse_fpc_zone_module_spec_revA.docx
+++ b/docs/neuropulse_fpc_zone_module_spec_revA.docx
@@ -5506,7 +5506,13 @@
               <w:rPr>
                 <w:sz w:val="19"/>
               </w:rPr>
-              <w:t>SPARE_1</w:t>
+            </w:r>
+            <w:r>
+              <w:rPr>
+                <w:b/>
+                <w:sz w:val="18"/>
+              </w:rPr>
+              <w:t>ZONE_ID</w:t>
             </w:r>
           </w:p>
         </w:tc>
@@ -5522,7 +5528,13 @@
               <w:rPr>
                 <w:sz w:val="19"/>
               </w:rPr>
-              <w:t>—</w:t>
+            </w:r>
+            <w:r>
+              <w:rPr>
+                <w:b w:val="0"/>
+                <w:sz w:val="18"/>
+              </w:rPr>
+              <w:t>ZM → Hub</w:t>
             </w:r>
           </w:p>
         </w:tc>
@@ -5538,7 +5550,13 @@
               <w:rPr>
                 <w:sz w:val="19"/>
               </w:rPr>
-              <w:t>—</w:t>
+            </w:r>
+            <w:r>
+              <w:rPr>
+                <w:b w:val="0"/>
+                <w:sz w:val="18"/>
+              </w:rPr>
+              <w:t>Signal</w:t>
             </w:r>
           </w:p>
         </w:tc>
@@ -5554,7 +5572,13 @@
               <w:rPr>
                 <w:sz w:val="19"/>
               </w:rPr>
-              <w:t>Reserved for future use (e.g., zone ID resistor)</w:t>
+            </w:r>
+            <w:r>
+              <w:rPr>
+                <w:b w:val="0"/>
+                <w:sz w:val="18"/>
+              </w:rPr>
+              <w:t>Zone identity resistor. Unique 1% 0402 resistor per zone module: ZM-01=10 kΩ, ZM-02=22 kΩ, ZM-03=47 kΩ, ZM-04=100 kΩ, ZM-05=220 kΩ. Hub MCU reads ADC voltage via 10 kΩ pull-up at session start; zone ID confirmed before ENABLE is asserted. Mismatch (module in wrong slot) → FAULT asserted, audio alert via bone conduction, session blocked until correct module inserted. BOM delta: one 0402 resistor per zone module (~$0.03 each).</w:t>
             </w:r>
           </w:p>
         </w:tc>
@@ -9443,6 +9467,72 @@
           <w:sz w:val="20"/>
         </w:rPr>
         <w:t>[DRAWING REQUIREMENT] First Article Inspection: All 5 zone module positions must be verified by CMM measurement before production release. CMM verification protocol is defined in NP-FAI-ZM-001 Rev A (Zone Module FPC Assembly — FAI Checklist) §4a, items FAI-A01 to FAI-A08. The FAI checklist is the mandatory pre-production gate for zone module alignment.</w:t>
+      </w:r>
+    </w:p>
+    <w:p>
+      <w:r>
+        <w:rPr>
+          <w:b w:val="0"/>
+          <w:sz w:val="20"/>
+        </w:rPr>
+        <w:t>Layer 5 — Audio/haptic confirmation (blind-accessible): On zone module insertion, the Hub MCU reads the ZONE_ID resistor (pin 18) and compares it to the expected zone for that slot. If correct: bone conduction speaker announces the zone name (e.g., 'Frontal Left connected') — spoken-word audio, not a tone. If incorrect: bone conduction announces 'Wrong module — expected [zone name]' and ENABLE is held de-asserted; session cannot start. If module absent: bone conduction announces the missing zone by name when the user initiates a session. Audio confirmation uses the existing bone conduction transducer (already in BOM for Neural Audio Entrainment modality) — zero additional BOM cost. Firmware coordinate item: NP-COORD-001 G2-02 and new G2-10 (audio zone ID).</w:t>
+      </w:r>
+    </w:p>
+    <w:p>
+      <w:r>
+        <w:rPr>
+          <w:b/>
+          <w:color w:val="C00000"/>
+          <w:sz w:val="20"/>
+        </w:rPr>
+        <w:t>[DRAWING REQUIREMENT — SHELL TOOLING] Layer 4 — Tactile shell position markers (blind-accessible): Each zone slot opening in the CFRP shell shall have a unique tactile indicator moulded into the shell surface adjacent to the slot (within 10 mm of slot edge, in a consistent position across all 5 slots for easy finger-finding). Indicator pattern: N raised dots (dome, 1.5 mm diameter, 0.8 mm height) where N = zone number: ZM-01=1 dot, ZM-02=2 dots, ZM-03=3 dots, ZM-04=4 dots, ZM-05=5 dots. Dot spacing: 2.5 mm centre-to-centre (ISO 9241-920 tactile element guidance). Moulded into shell at zero incremental cost if specified before first-cut. Cannot be retrofitted after tooling — must be in shell tooling spec.</w:t>
+      </w:r>
+    </w:p>
+    <w:p>
+      <w:r>
+        <w:rPr>
+          <w:b/>
+          <w:color w:val="C00000"/>
+          <w:sz w:val="20"/>
+        </w:rPr>
+        <w:t>[DRAWING REQUIREMENT — ZONE MODULE TOOLING] Layer 3 — Tactile zone module identification (blind-accessible): Each zone module body shall carry: (a) a raised numeral (1–5) on the face opposite the LED array, 6 mm height, 1 mm relief, moulded into the body — no paint or label required; (b) Grade 1 braille abbreviation for the zone position moulded immediately below the numeral: ZM-01 = 'FL' (Frontal Left), ZM-02 = 'FR' (Frontal Right), ZM-03 = 'CL' (Central Left), ZM-04 = 'CR' (Central Right), ZM-05 = 'PO' (Parietal/Occipital). Braille cell dimensions per ISO 17049:2013 (dot diameter 1.5 mm, inter-dot spacing 2.5 mm, inter-cell spacing 6 mm). Moulded into zone module body at zero incremental cost if specified before tooling. In addition: large-print text identifier (e.g., 'ZM-01 FL') in contrasting colour for low-vision and sighted users.</w:t>
+      </w:r>
+    </w:p>
+    <w:p>
+      <w:r>
+        <w:rPr>
+          <w:b/>
+          <w:color w:val="C00000"/>
+          <w:sz w:val="20"/>
+        </w:rPr>
+        <w:t>[DRAWING REQUIREMENT] Layer 2 — Electronic zone identity (ZONE_ID resistor, pin 18): Each zone module PCB shall include a unique 1% tolerance 0402 SMD resistor between ZONE_ID (pin 18) and GND (AGND, pin 17), with values: ZM-01=10 kΩ, ZM-02=22 kΩ, ZM-03=47 kΩ, ZM-04=100 kΩ, ZM-05=220 kΩ. The Hub MCU reads ADC(ZONE_ID) through a 10 kΩ pull-up at session start before asserting ENABLE. ADC thresholds: &lt;14 kΩ=ZM-01, 14–32 kΩ=ZM-02, 32–68 kΩ=ZM-03, 68–150 kΩ=ZM-04, &gt;150 kΩ=ZM-05. Unrecognised value (e.g., uncertified third-party module, open circuit): FAULT asserted, session blocked, user notified via audio and app. BOM delta: +$0.03 per zone module (one 0402 resistor).</w:t>
+      </w:r>
+    </w:p>
+    <w:p>
+      <w:r>
+        <w:rPr>
+          <w:b w:val="0"/>
+          <w:sz w:val="20"/>
+        </w:rPr>
+        <w:t>Layer 1 — Mechanical asymmetric key (primary, blind-safe): The mechanical key (unique asymmetric tab/notch per zone) is the primary keying mechanism and the only layer that is purely passive — it requires no firmware, no reading, and no user attention. A blind user cannot install the wrong module because the geometry physically prevents it. All other layers (2–5) provide additional confirmation and user feedback, but Layer 1 is the safety guarantee. Key geometry must be defined in shell tooling spec (NP-COORD-001 G2-02) and verified in FAI (NP-FAI-ZM-001 FAI-A01–A08).</w:t>
+      </w:r>
+    </w:p>
+    <w:p>
+      <w:r>
+        <w:rPr>
+          <w:b/>
+          <w:color w:val="1F497D"/>
+          <w:sz w:val="20"/>
+        </w:rPr>
+        <w:t>Multi-layer zone keying — accessibility for colour-vision-deficient and blind users:</w:t>
+      </w:r>
+    </w:p>
+    <w:p>
+      <w:r>
+        <w:rPr>
+          <w:b w:val="0"/>
+          <w:sz w:val="20"/>
+        </w:rPr>
       </w:r>
     </w:p>
     <w:p>

--- a/docs/neuropulse_fpc_zone_module_spec_revA.docx
+++ b/docs/neuropulse_fpc_zone_module_spec_revA.docx
@@ -9577,7 +9577,14 @@
         <w:rPr>
           <w:sz w:val="21"/>
         </w:rPr>
-        <w:t>Zone module edge seal: silicone RTV bead (Shore 20–30A) applied around the full perimeter of the PDMS-to-shell interface during zone module installation. This seal must survive zone module removal and reinstallation — specify re-sealing procedure in the user field-replacement guide.</w:t>
+      </w:r>
+      <w:r>
+        <w:rPr>
+          <w:b/>
+          <w:color w:val="C00000"/>
+          <w:sz w:val="20"/>
+        </w:rPr>
+        <w:t>[DRAWING REQUIREMENT — ZONE MODULE TOOLING]  Zone module edge seal — self-sealing compression gasket (Option A, selected): A co-moulded Shore 40–50A UV-stable medical-grade silicone (ISO 10993-5) lip seal runs continuously around the full perimeter of the zone module face, 1 mm inset from the PDMS window edge. Profile: D-section, 2.5 mm wide × 2.0 mm height nominal; compressed to 1.6 mm (20% compression, 0.4 mm deflection) at full insertion. Compression force contribution: ~2–4 N (additive to mechanical key engagement force). The gasket is co-moulded with the zone module body — it is permanent and requires no user attention on any reinsertion. On every zone module removal and reinsertion, the gasket re-seats automatically against the shell slot rim. No RTV, no syringe, no user procedure. IPX4 compliance is maintained through the device lifetime for all user-replaceable zone module swaps. The shell slot rim contact surface must be smooth (Ra ≤ 1.6 µm) and free of draft-angle steps that would prevent full gasket seating. Specify in shell tooling: slot rim width ≥ 2.5 mm to provide full gasket bearing surface. BOM delta vs. RTV bead approach: +$0.30–0.60 per zone module (co-moulded gasket NRE absorbed if specified before first tooling cut).</w:t>
       </w:r>
     </w:p>
     <w:p>
@@ -10604,7 +10611,13 @@
               <w:rPr>
                 <w:sz w:val="19"/>
               </w:rPr>
-              <w:t>Qualification on assembled headset</w:t>
+            </w:r>
+            <w:r>
+              <w:rPr>
+                <w:b w:val="0"/>
+                <w:sz w:val="18"/>
+              </w:rPr>
+              <w:t>Qualification on assembled headset — PLUS field-replacement IPX4 test: repeat after 10 zone module swap cycles per NP-FAI-ZM-001 FAI-IPX-02.</w:t>
             </w:r>
           </w:p>
         </w:tc>

--- a/docs/neuropulse_fpc_zone_module_spec_revA.docx
+++ b/docs/neuropulse_fpc_zone_module_spec_revA.docx
@@ -5612,7 +5612,13 @@
               <w:rPr>
                 <w:sz w:val="19"/>
               </w:rPr>
-              <w:t>SPARE_2</w:t>
+            </w:r>
+            <w:r>
+              <w:rPr>
+                <w:b/>
+                <w:sz w:val="16"/>
+              </w:rPr>
+              <w:t>PD2_CATHODE</w:t>
             </w:r>
           </w:p>
         </w:tc>
@@ -5628,7 +5634,13 @@
               <w:rPr>
                 <w:sz w:val="19"/>
               </w:rPr>
-              <w:t>—</w:t>
+            </w:r>
+            <w:r>
+              <w:rPr>
+                <w:b w:val="0"/>
+                <w:sz w:val="16"/>
+              </w:rPr>
+              <w:t>ZM → Hub</w:t>
             </w:r>
           </w:p>
         </w:tc>
@@ -5644,7 +5656,13 @@
               <w:rPr>
                 <w:sz w:val="19"/>
               </w:rPr>
-              <w:t>—</w:t>
+            </w:r>
+            <w:r>
+              <w:rPr>
+                <w:b w:val="0"/>
+                <w:sz w:val="16"/>
+              </w:rPr>
+              <w:t>Scalp-side reference photodiode cathode (RISK-14 Option B). Connect to Hub ADC channel (same TIA as PD_CATHODE, multiplexed). 0.5 mm pitch ZIF pin 19.</w:t>
             </w:r>
           </w:p>
         </w:tc>
@@ -7399,6 +7417,98 @@
         <w:t>LED aging vs. fouling separation: slow drift (&gt;7-day trend) → LED aging; rapid drop (within session) → PDMS fouling. Both trigger distinct SHDR flags and user prompts.</w:t>
       </w:r>
     </w:p>
+    <w:p>
+      <w:r>
+        <w:rPr>
+          <w:b w:val="0"/>
+          <w:sz w:val="20"/>
+        </w:rPr>
+        <w:t>Calibration: at factory burn-in (100 h), record PD1_ref and PD2_ref at nominal LED current. Store in SHDR calibration partition. Field algorithm uses PD1/PD1_ref and PD2/PD2_ref ratios, not absolute values.</w:t>
+      </w:r>
+    </w:p>
+    <w:p>
+      <w:r>
+        <w:rPr>
+          <w:b w:val="0"/>
+          <w:sz w:val="20"/>
+        </w:rPr>
+        <w:t>BOM impact: +$0.75–1.50 per headset (PD2 component + TIA multiplexer input). Included in RISK-14 Option B BOM estimate. T1 and T2 share the same zone module mould — no additional tooling cost for T2.</w:t>
+      </w:r>
+    </w:p>
+    <w:p>
+      <w:r>
+        <w:rPr>
+          <w:b w:val="0"/>
+          <w:sz w:val="20"/>
+        </w:rPr>
+        <w:t>[DRAWING REQUIREMENT — ZONE MODULE TOOLING] PD2 aperture: 1.2 mm circular opening in scalp-facing PDMS window, centred on PD2 body. Aperture must be specified in NP-TOOL-ZM-001 before mould design. T1 and T2 zone modules use identical mould — PD2 aperture is present in all units; firmware enables dual-PD ratio algorithm by software flag only.</w:t>
+      </w:r>
+    </w:p>
+    <w:p>
+      <w:r>
+        <w:rPr>
+          <w:b w:val="0"/>
+          <w:sz w:val="20"/>
+        </w:rPr>
+        <w:t>Electrical connection: PD2_CATHODE on FPC pin 19 (formerly SPARE_2). Hub MCU reads PD2 via the same TIA circuit as PD1, time-multiplexed within the LED PWM dark period. No additional Hub PCB area required beyond one ADC multiplexer input.</w:t>
+      </w:r>
+    </w:p>
+    <w:p>
+      <w:r>
+        <w:rPr>
+          <w:b w:val="0"/>
+          <w:sz w:val="20"/>
+        </w:rPr>
+        <w:t>PD1 stable PD2↑ → anomalous scalp reflectance change (log to SHDR; do not alter dose)</w:t>
+      </w:r>
+    </w:p>
+    <w:p>
+      <w:r>
+        <w:rPr>
+          <w:b w:val="0"/>
+          <w:sz w:val="20"/>
+        </w:rPr>
+        <w:t>PD1↓ PD2↓ proportional → LED aging (auto: increase current within IEC 60601 ceiling)</w:t>
+      </w:r>
+    </w:p>
+    <w:p>
+      <w:r>
+        <w:rPr>
+          <w:b w:val="0"/>
+          <w:sz w:val="20"/>
+        </w:rPr>
+        <w:t>PD1↓ PD2 stable → PDMS fouling (user: clean window prompt)</w:t>
+      </w:r>
+    </w:p>
+    <w:p>
+      <w:r>
+        <w:rPr>
+          <w:b w:val="0"/>
+          <w:sz w:val="20"/>
+        </w:rPr>
+        <w:t>Rationale: PD1 (existing reference photodiode, §8.1–8.3) is positioned behind the scalp-facing PDMS window and measures forward-emitted power. PD1 signal combines LED aging and PDMS fouling — these cannot be separated by trend analysis alone. PD2, facing the scalp, is unaffected by PDMS fouling. The ratio PD1/PD2 isolates the two failure modes with firmware-only logic:</w:t>
+      </w:r>
+    </w:p>
+    <w:p>
+      <w:r>
+        <w:rPr>
+          <w:b w:val="0"/>
+          <w:sz w:val="20"/>
+        </w:rPr>
+        <w:t>A second photodiode (PD2) is co-moulded into the scalp-facing surface of the zone module body, behind a dedicated 1.2 mm circular aperture in the PDMS window (see §12 zone module tooling). PD2 faces the scalp directly and measures backscattered optical power from tissue.</w:t>
+      </w:r>
+    </w:p>
+    <w:p>
+      <w:r>
+        <w:rPr>
+          <w:b/>
+          <w:color w:val="1F497D"/>
+          <w:sz w:val="22"/>
+        </w:rPr>
+        <w:t>8.4  Scalp-Side Reference Photodiode (PD2) — RISK-14 Option B</w:t>
+      </w:r>
+    </w:p>
+    <w:p/>
     <w:p>
       <w:pPr>
         <w:spacing w:before="280" w:after="80"/>

--- a/docs/neuropulse_fpc_zone_module_spec_revA.docx
+++ b/docs/neuropulse_fpc_zone_module_spec_revA.docx
@@ -5556,7 +5556,12 @@
                 <w:b w:val="0"/>
                 <w:sz w:val="18"/>
               </w:rPr>
-              <w:t>Signal</w:t>
+            </w:r>
+            <w:r>
+              <w:rPr>
+                <w:sz w:val="16"/>
+              </w:rPr>
+              <w:t>Signal Firmware debounce: Hub MCU performs 3 ADC reads at 100 ms intervals before asserting FAULT — single transient open circuit does not block session. Sustained open (all 3 reads fail) → FAULT + 'Zone module contact issue' audio alert via bone conduction. (RISK-18 mitigation.)</w:t>
             </w:r>
           </w:p>
         </w:tc>
@@ -9616,6 +9621,14 @@
           <w:sz w:val="20"/>
         </w:rPr>
         <w:t>[DRAWING REQUIREMENT] Layer 2 — Electronic zone identity (ZONE_ID resistor, pin 18): Each zone module PCB shall include a unique 1% tolerance 0402 SMD resistor between ZONE_ID (pin 18) and GND (AGND, pin 17), with values: ZM-01=10 kΩ, ZM-02=22 kΩ, ZM-03=47 kΩ, ZM-04=100 kΩ, ZM-05=220 kΩ. The Hub MCU reads ADC(ZONE_ID) through a 10 kΩ pull-up at session start before asserting ENABLE. ADC thresholds: &lt;14 kΩ=ZM-01, 14–32 kΩ=ZM-02, 32–68 kΩ=ZM-03, 68–150 kΩ=ZM-04, &gt;150 kΩ=ZM-05. Unrecognised value (e.g., uncertified third-party module, open circuit): FAULT asserted, session blocked, user notified via audio and app. BOM delta: +$0.03 per zone module (one 0402 resistor).</w:t>
+      </w:r>
+    </w:p>
+    <w:p>
+      <w:r>
+        <w:rPr>
+          <w:sz w:val="20"/>
+        </w:rPr>
+        <w:t>RISK-18 firmware debounce specification (ZONE_ID): The Hub MCU shall perform 3 consecutive ADC reads of pin 18 at 100 ms intervals after zone module insertion before making a FAULT decision. Accept criterion: at least 2 of 3 reads must return a value within the valid ZONE_ID band (±5% of target) for the module to be accepted. A single transient reading outside band (e.g. from contact bounce at insertion) shall not trigger FAULT. If all 3 reads fail: assert FAULT, hold ENABLE low, issue bone conduction alert 'Zone module contact issue — remove and reinsert'. If ZONE_ID reads valid but does not match expected zone: assert FAULT, issue 'Wrong module' alert (existing RISK-15 interlock).</w:t>
       </w:r>
     </w:p>
     <w:p>

--- a/docs/neuropulse_fpc_zone_module_spec_revA.docx
+++ b/docs/neuropulse_fpc_zone_module_spec_revA.docx
@@ -59,13 +59,12 @@
           <w:b/>
           <w:sz w:val="20"/>
         </w:rPr>
-        <w:t xml:space="preserve">Revision:  </w:t>
+        <w:t>Revision:  D (Layout Frozen — Released for Mould Specification)</w:t>
       </w:r>
       <w:r>
         <w:rPr>
           <w:sz w:val="20"/>
         </w:rPr>
-        <w:t>A (Prospective — Pre-Tooling Draft)</w:t>
       </w:r>
     </w:p>
     <w:p>
@@ -78,13 +77,12 @@
           <w:b/>
           <w:sz w:val="20"/>
         </w:rPr>
-        <w:t xml:space="preserve">Status:  </w:t>
+        <w:t>Status:  LAYOUT FROZEN — Released for mould F-04 specification. Change control required for any pin position, component position, or footprint change.</w:t>
       </w:r>
       <w:r>
         <w:rPr>
           <w:sz w:val="20"/>
         </w:rPr>
-        <w:t>FOR INTERNAL REVIEW — Not released for fabrication</w:t>
       </w:r>
     </w:p>
     <w:p>
@@ -97,13 +95,12 @@
           <w:b/>
           <w:sz w:val="20"/>
         </w:rPr>
-        <w:t xml:space="preserve">Date:  </w:t>
+        <w:t>Date:  2026-05-09</w:t>
       </w:r>
       <w:r>
         <w:rPr>
           <w:sz w:val="20"/>
         </w:rPr>
-        <w:t>2026-05-06</w:t>
       </w:r>
     </w:p>
     <w:p>
@@ -5683,7 +5680,13 @@
               <w:rPr>
                 <w:sz w:val="19"/>
               </w:rPr>
-              <w:t>Reserved</w:t>
+            </w:r>
+            <w:r>
+              <w:rPr>
+                <w:b w:val="0"/>
+                <w:sz w:val="16"/>
+              </w:rPr>
+              <w:t>PD2 centre at X = 33.0 mm, Y = 39.0 mm from module reference corner (lower-left of LED array zone, scalp-facing view). This is the geometric centre of the 66 × 78 mm LED array, co-located in XY with PD1 on the opposite face. FPC contact pad: 1.6 mm diameter annular ring, scalp-facing copper layer, hard gold ≥ 0.5 µm. Aperture in scalp-facing PDMS window: 1.2 mm diameter, centred on pad (F-04, NP-TOOL-ZM-001). POSITION LOCKED — change control required.</w:t>
             </w:r>
           </w:p>
         </w:tc>
@@ -6868,6 +6871,37 @@
                 <w:sz w:val="19"/>
               </w:rPr>
               <w:t>1</w:t>
+            </w:r>
+          </w:p>
+        </w:tc>
+      </w:tr>
+      <w:tr>
+        <w:tc>
+          <w:tcPr>
+            <w:tcW w:w="2015" w:type="dxa"/>
+            <w:shd w:val="clear" w:color="auto" w:fill="E2EFDA"/>
+          </w:tcPr>
+          <w:p>
+            <w:r>
+              <w:rPr>
+                <w:b/>
+                <w:sz w:val="16"/>
+              </w:rPr>
+              <w:t xml:space="preserve">Position (LOCKED)</w:t>
+            </w:r>
+          </w:p>
+        </w:tc>
+        <w:tc>
+          <w:tcPr>
+            <w:tcW w:w="7343" w:type="dxa"/>
+            <w:shd w:val="clear" w:color="auto" w:fill="E2EFDA"/>
+          </w:tcPr>
+          <w:p>
+            <w:r>
+              <w:rPr>
+                <w:sz w:val="16"/>
+              </w:rPr>
+              <w:t xml:space="preserve">X = 33.0 ± 0.2 mm, Y = 39.0 ± 0.2 mm from module reference corner (lower-left of LED array zone, scalp-facing view). Geometric centre of 66 × 78 mm LED array. Co-located in XY with PD1 (§8.1–8.3) for direct PD1/PD2 ratio calculation without spatial correction factor. FPC contact pad: 1.6 mm annular ring, scalp-facing copper layer. F-04 aperture in zone module mould centred on this coordinate.</w:t>
             </w:r>
           </w:p>
         </w:tc>
@@ -11110,6 +11144,61 @@
                 <w:sz w:val="19"/>
               </w:rPr>
               <w:t>RISK-01 mitigated: connector family updated from Molex SlimStack (BTB, wrong family) to Hirose FH34S-20S-0.5SH / JAE FF03 (0.5 mm, lever ZIF, ≥1,000 cycles). CLAUDE.md §7.1 updated. Remaining action: confirm cycle rating from full FH34S datasheet before BOM lock.</w:t>
+            </w:r>
+          </w:p>
+        </w:tc>
+      </w:tr>
+      <w:tr>
+        <w:tc>
+          <w:tcPr>
+            <w:tcW w:w="576" w:type="dxa"/>
+          </w:tcPr>
+          <w:p>
+            <w:r>
+              <w:rPr>
+                <w:b/>
+                <w:sz w:val="16"/>
+              </w:rPr>
+              <w:t xml:space="preserve">D</w:t>
+            </w:r>
+          </w:p>
+        </w:tc>
+        <w:tc>
+          <w:tcPr>
+            <w:tcW w:w="1152" w:type="dxa"/>
+          </w:tcPr>
+          <w:p>
+            <w:r>
+              <w:rPr>
+                <w:sz w:val="16"/>
+              </w:rPr>
+              <w:t xml:space="preserve">2026-05-09</w:t>
+            </w:r>
+          </w:p>
+        </w:tc>
+        <w:tc>
+          <w:tcPr>
+            <w:tcW w:w="2304" w:type="dxa"/>
+          </w:tcPr>
+          <w:p>
+            <w:r>
+              <w:rPr>
+                <w:sz w:val="16"/>
+              </w:rPr>
+              <w:t xml:space="preserve">Claude / NeuroPulse Engineering</w:t>
+            </w:r>
+          </w:p>
+        </w:tc>
+        <w:tc>
+          <w:tcPr>
+            <w:tcW w:w="5328" w:type="dxa"/>
+          </w:tcPr>
+          <w:p>
+            <w:r>
+              <w:rPr>
+                <w:sz w:val="16"/>
+              </w:rPr>
+              <w:t xml:space="preserve">Issue #10 — FPC layout frozen. Pin 19 (PD2_CATHODE) position locked: X = 33.0 mm, Y = 39.0 mm from module reference corner (geometric centre of LED array). §8.4 updated with PD2 Position row. Document status changed to LAYOUT FROZEN. Enables NP-TOOL-ZM-001 F-04 specification and mould design review. DRC-18 routing strategy per NP-DRV-SHELL-001 §2.4 confirmed; CAD overlay measurement to proceed at G2 gate.</w:t>
             </w:r>
           </w:p>
         </w:tc>

--- a/docs/neuropulse_fpc_zone_module_spec_revA.docx
+++ b/docs/neuropulse_fpc_zone_module_spec_revA.docx
@@ -59,7 +59,7 @@
           <w:b/>
           <w:sz w:val="20"/>
         </w:rPr>
-        <w:t>Revision:  D (Layout Frozen — Released for Mould Specification)</w:t>
+        <w:t>Revision:  D (Layout Frozen — Released for Mold Specification)</w:t>
       </w:r>
       <w:r>
         <w:rPr>
@@ -77,7 +77,7 @@
           <w:b/>
           <w:sz w:val="20"/>
         </w:rPr>
-        <w:t>Status:  LAYOUT FROZEN — Released for mould F-04 specification. Change control required for any pin position, component position, or footprint change.</w:t>
+        <w:t>Status:  LAYOUT FROZEN — Released for mold F-04 specification. Change control required for any pin position, component position, or footprint change.</w:t>
       </w:r>
       <w:r>
         <w:rPr>
@@ -321,7 +321,7 @@
                 <w:b/>
                 <w:sz w:val="19"/>
               </w:rPr>
-              <w:t>Colour code (position-keyed)</w:t>
+              <w:t>Color code (position-keyed)</w:t>
             </w:r>
           </w:p>
         </w:tc>
@@ -372,7 +372,7 @@
               <w:rPr>
                 <w:sz w:val="19"/>
               </w:rPr>
-              <w:t>Frontal Centre</w:t>
+              <w:t>Frontal Center</w:t>
             </w:r>
           </w:p>
         </w:tc>
@@ -765,7 +765,7 @@
           <w:i/>
           <w:sz w:val="19"/>
         </w:rPr>
-        <w:t>Colour coding alone is insufficient for users with colour-vision deficiency. Each zone slot must also have a distinct mechanical keying feature (asymmetric notch or tab) in shell tooling. See Risk RISK-15.</w:t>
+        <w:t>Color coding alone is insufficient for users with color-vision deficiency. Each zone slot must also have a distinct mechanical keying feature (asymmetric notch or tab) in shell tooling. See Risk RISK-15.</w:t>
       </w:r>
     </w:p>
     <w:p>
@@ -2059,7 +2059,7 @@
               <w:rPr>
                 <w:sz w:val="19"/>
               </w:rPr>
-              <w:t>Inter-LED pitch (centre-to-centre)</w:t>
+              <w:t>Inter-LED pitch (center-to-center)</w:t>
             </w:r>
           </w:p>
         </w:tc>
@@ -2738,7 +2738,7 @@
         <w:ind w:firstLine="288"/>
       </w:pPr>
       <w:r>
-        <w:t>To minimise power dissipation in the LED drivers while maintaining a safe and manufacturable supply voltage, LEDs are wired in series-parallel strings. The zone module FPC connects to a 15 V regulated LED supply rail (VLED) on the Hub PCB.</w:t>
+        <w:t>To minimize power dissipation in the LED drivers while maintaining a safe and manufacturable supply voltage, LEDs are wired in series-parallel strings. The zone module FPC connects to a 15 V regulated LED supply rail (VLED) on the Hub PCB.</w:t>
       </w:r>
     </w:p>
     <w:tbl>
@@ -5686,7 +5686,7 @@
                 <w:b w:val="0"/>
                 <w:sz w:val="16"/>
               </w:rPr>
-              <w:t>PD2 centre at X = 33.0 mm, Y = 39.0 mm from module reference corner (lower-left of LED array zone, scalp-facing view). This is the geometric centre of the 66 × 78 mm LED array, co-located in XY with PD1 on the opposite face. FPC contact pad: 1.6 mm diameter annular ring, scalp-facing copper layer, hard gold ≥ 0.5 µm. Aperture in scalp-facing PDMS window: 1.2 mm diameter, centred on pad (F-04, NP-TOOL-ZM-001). POSITION LOCKED — change control required.</w:t>
+              <w:t>PD2 center at X = 33.0 mm, Y = 39.0 mm from module reference corner (lower-left of LED array zone, scalp-facing view). This is the geometric center of the 66 × 78 mm LED array, co-located in XY with PD1 on the opposite face. FPC contact pad: 1.6 mm diameter annular ring, scalp-facing copper layer, hard gold ≥ 0.5 µm. Aperture in scalp-facing PDMS window: 1.2 mm diameter, centred on pad (F-04, NP-TOOL-ZM-001). POSITION LOCKED — change control required.</w:t>
             </w:r>
           </w:p>
         </w:tc>
@@ -6457,7 +6457,7 @@
               <w:rPr>
                 <w:sz w:val="19"/>
               </w:rPr>
-              <w:t>Geometric centre of LED array, between two adjacent LEDs (one 660 nm, one 808–830 nm)</w:t>
+              <w:t>Geometric center of LED array, between two adjacent LEDs (one 660 nm, one 808–830 nm)</w:t>
             </w:r>
           </w:p>
         </w:tc>
@@ -6747,7 +6747,7 @@
         <w:rPr>
           <w:sz w:val="21"/>
         </w:rPr>
-        <w:t>Scalp skin acts as a secondary heat sink at the PDMS interface. Do not rely on skin cooling in thermal modelling — model worst case as adiabatic scalp contact.</w:t>
+        <w:t>Scalp skin acts as a secondary heat sink at the PDMS interface. Do not rely on skin cooling in thermal modeling — model worst case as adiabatic scalp contact.</w:t>
       </w:r>
     </w:p>
     <w:p>
@@ -6901,7 +6901,7 @@
               <w:rPr>
                 <w:sz w:val="16"/>
               </w:rPr>
-              <w:t xml:space="preserve">X = 33.0 ± 0.2 mm, Y = 39.0 ± 0.2 mm from module reference corner (lower-left of LED array zone, scalp-facing view). Geometric centre of 66 × 78 mm LED array. Co-located in XY with PD1 (§8.1–8.3) for direct PD1/PD2 ratio calculation without spatial correction factor. FPC contact pad: 1.6 mm annular ring, scalp-facing copper layer. F-04 aperture in zone module mould centred on this coordinate.</w:t>
+              <w:t>X = 33.0 ± 0.2 mm, Y = 39.0 ± 0.2 mm from module reference corner (lower-left of LED array zone, scalp-facing view). Geometric center of 66 × 78 mm LED array. Co-located in XY with PD1 (§8.1–8.3) for direct PD1/PD2 ratio calculation without spatial correction factor. FPC contact pad: 1.6 mm annular ring, scalp-facing copper layer. F-04 aperture in zone module mold centred on this coordinate.</w:t>
             </w:r>
           </w:p>
         </w:tc>
@@ -7095,7 +7095,7 @@
         <w:ind w:firstLine="288"/>
       </w:pPr>
       <w:r>
-        <w:t>The reference photodiode is positioned at one corner of the LED array (within the LED grid footprint, replacing one LED position). It faces the PDMS window from behind (the non-scalp side). A black moulded POM or anodised aluminium baffle with a 1.0 mm diameter circular aperture is placed between the LED layer and the photodiode, ensuring the photodiode only receives light that has passed through the full PDMS window thickness.</w:t>
+        <w:t>The reference photodiode is positioned at one corner of the LED array (within the LED grid footprint, replacing one LED position). It faces the PDMS window from behind (the non-scalp side). A black molded POM or anodised aluminium baffle with a 1.0 mm diameter circular aperture is placed between the LED layer and the photodiode, ensuring the photodiode only receives light that has passed through the full PDMS window thickness.</w:t>
       </w:r>
     </w:p>
     <w:tbl>
@@ -7241,7 +7241,7 @@
               <w:rPr>
                 <w:sz w:val="19"/>
               </w:rPr>
-              <w:t>Black-anodised 6061-T6 aluminium or moulded POM (black-pigmented)</w:t>
+              <w:t>Black-anodised 6061-T6 aluminium or molded POM (black-pigmented)</w:t>
             </w:r>
           </w:p>
         </w:tc>
@@ -7471,7 +7471,7 @@
           <w:b w:val="0"/>
           <w:sz w:val="20"/>
         </w:rPr>
-        <w:t>BOM impact: +$0.75–1.50 per headset (PD2 component + TIA multiplexer input). Included in RISK-14 Option B BOM estimate. T1 and T2 share the same zone module mould — no additional tooling cost for T2.</w:t>
+        <w:t>BOM impact: +$0.75–1.50 per headset (PD2 component + TIA multiplexer input). Included in RISK-14 Option B BOM estimate. T1 and T2 share the same zone module mold — no additional tooling cost for T2.</w:t>
       </w:r>
     </w:p>
     <w:p>
@@ -7480,7 +7480,7 @@
           <w:b w:val="0"/>
           <w:sz w:val="20"/>
         </w:rPr>
-        <w:t>[DRAWING REQUIREMENT — ZONE MODULE TOOLING] PD2 aperture: 1.2 mm circular opening in scalp-facing PDMS window, centred on PD2 body. Aperture must be specified in NP-TOOL-ZM-001 before mould design. T1 and T2 zone modules use identical mould — PD2 aperture is present in all units; firmware enables dual-PD ratio algorithm by software flag only.</w:t>
+        <w:t>[DRAWING REQUIREMENT — ZONE MODULE TOOLING] PD2 aperture: 1.2 mm circular opening in scalp-facing PDMS window, centred on PD2 body. Aperture must be specified in NP-TOOL-ZM-001 before mold design. T1 and T2 zone modules use identical mold — PD2 aperture is present in all units; firmware enables dual-PD ratio algorithm by software flag only.</w:t>
       </w:r>
     </w:p>
     <w:p>
@@ -7534,7 +7534,7 @@
           <w:b w:val="0"/>
           <w:sz w:val="20"/>
         </w:rPr>
-        <w:t>A second photodiode (PD2) is co-moulded into the scalp-facing surface of the zone module body, behind a dedicated 1.2 mm circular aperture in the PDMS window (see §12 zone module tooling). PD2 faces the scalp directly and measures backscattered optical power from tissue.</w:t>
+        <w:t>A second photodiode (PD2) is co-molded into the scalp-facing surface of the zone module body, behind a dedicated 1.2 mm circular aperture in the PDMS window (see §12 zone module tooling). PD2 faces the scalp directly and measures backscattered optical power from tissue.</w:t>
       </w:r>
     </w:p>
     <w:p>
@@ -8777,7 +8777,7 @@
         <w:rPr>
           <w:sz w:val="21"/>
         </w:rPr>
-        <w:t>LED PWM switching edges (120–180 mA, 1–10 kHz carrier) are the primary EMI source. Minimise loop area of each LED string (anode trace and cathode return trace run as a tightly coupled pair on adjacent layers).</w:t>
+        <w:t>LED PWM switching edges (120–180 mA, 1–10 kHz carrier) are the primary EMI source. Minimize loop area of each LED string (anode trace and cathode return trace run as a tightly coupled pair on adjacent layers).</w:t>
       </w:r>
     </w:p>
     <w:p>
@@ -9462,7 +9462,7 @@
           <w:b w:val="0"/>
           <w:sz w:val="20"/>
         </w:rPr>
-        <w:t>Bend radius enforcer geometry: the shell interior cable channel must include a moulded boss or ridge at the Segment A (zone slot exit) and Segment C (Hub PCB entry) transitions, profiled to 25 mm radius, so that the FPC cannot be bent tighter by any assembly or user action.</w:t>
+        <w:t>Bend radius enforcer geometry: the shell interior cable channel must include a molded boss or ridge at the Segment A (zone slot exit) and Segment C (Hub PCB entry) transitions, profiled to 25 mm radius, so that the FPC cannot be bent tighter by any assembly or user action.</w:t>
       </w:r>
     </w:p>
     <w:p>
@@ -9634,7 +9634,7 @@
           <w:color w:val="C00000"/>
           <w:sz w:val="20"/>
         </w:rPr>
-        <w:t>[DRAWING REQUIREMENT — SHELL TOOLING] Layer 4 — Tactile shell position markers (blind-accessible): Each zone slot opening in the CFRP shell shall have a unique tactile indicator moulded into the shell surface adjacent to the slot (within 10 mm of slot edge, in a consistent position across all 5 slots for easy finger-finding). Indicator pattern: N raised dots (dome, 1.5 mm diameter, 0.8 mm height) where N = zone number: ZM-01=1 dot, ZM-02=2 dots, ZM-03=3 dots, ZM-04=4 dots, ZM-05=5 dots. Dot spacing: 2.5 mm centre-to-centre (ISO 9241-920 tactile element guidance). Moulded into shell at zero incremental cost if specified before first-cut. Cannot be retrofitted after tooling — must be in shell tooling spec.</w:t>
+        <w:t>[DRAWING REQUIREMENT — SHELL TOOLING] Layer 4 — Tactile shell position markers (blind-accessible): Each zone slot opening in the CFRP shell shall have a unique tactile indicator molded into the shell surface adjacent to the slot (within 10 mm of slot edge, in a consistent position across all 5 slots for easy finger-finding). Indicator pattern: N raised dots (dome, 1.5 mm diameter, 0.8 mm height) where N = zone number: ZM-01=1 dot, ZM-02=2 dots, ZM-03=3 dots, ZM-04=4 dots, ZM-05=5 dots. Dot spacing: 2.5 mm center-to-center (ISO 9241-920 tactile element guidance). Molded into shell at zero incremental cost if specified before first-cut. Cannot be retrofitted after tooling — must be in shell tooling spec.</w:t>
       </w:r>
     </w:p>
     <w:p>
@@ -9644,7 +9644,7 @@
           <w:color w:val="C00000"/>
           <w:sz w:val="20"/>
         </w:rPr>
-        <w:t>[DRAWING REQUIREMENT — ZONE MODULE TOOLING] Layer 3 — Tactile zone module identification (blind-accessible): Each zone module body shall carry: (a) a raised numeral (1–5) on the face opposite the LED array, 6 mm height, 1 mm relief, moulded into the body — no paint or label required; (b) Grade 1 braille abbreviation for the zone position moulded immediately below the numeral: ZM-01 = 'FL' (Frontal Left), ZM-02 = 'FR' (Frontal Right), ZM-03 = 'CL' (Central Left), ZM-04 = 'CR' (Central Right), ZM-05 = 'PO' (Parietal/Occipital). Braille cell dimensions per ISO 17049:2013 (dot diameter 1.5 mm, inter-dot spacing 2.5 mm, inter-cell spacing 6 mm). Moulded into zone module body at zero incremental cost if specified before tooling. In addition: large-print text identifier (e.g., 'ZM-01 FL') in contrasting colour for low-vision and sighted users.</w:t>
+        <w:t>[DRAWING REQUIREMENT — ZONE MODULE TOOLING] Layer 3 — Tactile zone module identification (blind-accessible): Each zone module body shall carry: (a) a raised numeral (1–5) on the face opposite the LED array, 6 mm height, 1 mm relief, molded into the body — no paint or label required; (b) Grade 1 braille abbreviation for the zone position molded immediately below the numeral: ZM-01 = 'FL' (Frontal Left), ZM-02 = 'FR' (Frontal Right), ZM-03 = 'CL' (Central Left), ZM-04 = 'CR' (Central Right), ZM-05 = 'PO' (Parietal/Occipital). Braille cell dimensions per ISO 17049:2013 (dot diameter 1.5 mm, inter-dot spacing 2.5 mm, inter-cell spacing 6 mm). Molded into zone module body at zero incremental cost if specified before tooling. In addition: large-print text identifier (e.g., 'ZM-01 FL') in contrasting color for low-vision and sighted users.</w:t>
       </w:r>
     </w:p>
     <w:p>
@@ -9681,7 +9681,7 @@
           <w:color w:val="1F497D"/>
           <w:sz w:val="20"/>
         </w:rPr>
-        <w:t>Multi-layer zone keying — accessibility for colour-vision-deficient and blind users:</w:t>
+        <w:t>Multi-layer zone keying — accessibility for color-vision-deficient and blind users:</w:t>
       </w:r>
     </w:p>
     <w:p>
@@ -9741,7 +9741,7 @@
           <w:color w:val="C00000"/>
           <w:sz w:val="20"/>
         </w:rPr>
-        <w:t>[DRAWING REQUIREMENT — ZONE MODULE TOOLING]  Zone module edge seal — self-sealing compression gasket (Option A, selected): A co-moulded Shore 40–50A UV-stable medical-grade silicone (ISO 10993-5) lip seal runs continuously around the full perimeter of the zone module face, 1 mm inset from the PDMS window edge. Profile: D-section, 2.5 mm wide × 2.0 mm height nominal; compressed to 1.6 mm (20% compression, 0.4 mm deflection) at full insertion. Compression force contribution: ~2–4 N (additive to mechanical key engagement force). The gasket is co-moulded with the zone module body — it is permanent and requires no user attention on any reinsertion. On every zone module removal and reinsertion, the gasket re-seats automatically against the shell slot rim. No RTV, no syringe, no user procedure. IPX4 compliance is maintained through the device lifetime for all user-replaceable zone module swaps. The shell slot rim contact surface must be smooth (Ra ≤ 1.6 µm) and free of draft-angle steps that would prevent full gasket seating. Specify in shell tooling: slot rim width ≥ 2.5 mm to provide full gasket bearing surface. BOM delta vs. RTV bead approach: +$0.30–0.60 per zone module (co-moulded gasket NRE absorbed if specified before first tooling cut).</w:t>
+        <w:t>[DRAWING REQUIREMENT — ZONE MODULE TOOLING]  Zone module edge seal — self-sealing compression gasket (Option A, selected): A co-molded Shore 40–50A UV-stable medical-grade silicone (ISO 10993-5) lip seal runs continuously around the full perimeter of the zone module face, 1 mm inset from the PDMS window edge. Profile: D-section, 2.5 mm wide × 2.0 mm height nominal; compressed to 1.6 mm (20% compression, 0.4 mm deflection) at full insertion. Compression force contribution: ~2–4 N (additive to mechanical key engagement force). The gasket is co-molded with the zone module body — it is permanent and requires no user attention on any reinsertion. On every zone module removal and reinsertion, the gasket re-seats automatically against the shell slot rim. No RTV, no syringe, no user procedure. IPX4 compliance is maintained through the device lifetime for all user-replaceable zone module swaps. The shell slot rim contact surface must be smooth (Ra ≤ 1.6 µm) and free of draft-angle steps that would prevent full gasket seating. Specify in shell tooling: slot rim width ≥ 2.5 mm to provide full gasket bearing surface. BOM delta vs. RTV bead approach: +$0.30–0.60 per zone module (co-molded gasket NRE absorbed if specified before first tooling cut).</w:t>
       </w:r>
     </w:p>
     <w:p>
@@ -11198,7 +11198,7 @@
               <w:rPr>
                 <w:sz w:val="16"/>
               </w:rPr>
-              <w:t xml:space="preserve">Issue #10 — FPC layout frozen. Pin 19 (PD2_CATHODE) position locked: X = 33.0 mm, Y = 39.0 mm from module reference corner (geometric centre of LED array). §8.4 updated with PD2 Position row. Document status changed to LAYOUT FROZEN. Enables NP-TOOL-ZM-001 F-04 specification and mould design review. DRC-18 routing strategy per NP-DRV-SHELL-001 §2.4 confirmed; CAD overlay measurement to proceed at G2 gate.</w:t>
+              <w:t>Issue #10 — FPC layout frozen. Pin 19 (PD2_CATHODE) position locked: X = 33.0 mm, Y = 39.0 mm from module reference corner (geometric center of LED array). §8.4 updated with PD2 Position row. Document status changed to LAYOUT FROZEN. Enables NP-TOOL-ZM-001 F-04 specification and mold design review. DRC-18 routing strategy per NP-DRV-SHELL-001 §2.4 confirmed; CAD overlay measurement to proceed at G2 gate.</w:t>
             </w:r>
           </w:p>
         </w:tc>
